--- a/src/templates/retainer/pa.docx
+++ b/src/templates/retainer/pa.docx
@@ -104,7 +104,7 @@
           <w:szCs w:val="22"/>
           <w:rtl w:val="0"/>
         </w:rPr>
-        <w:t xml:space="preserve">RCIC-IRB Membership No. R518177</w:t>
+        <w:t xml:space="preserve">RCIC-IRB Membership No. {rcicNumber}</w:t>
       </w:r>
       <w:r>
         <w:rPr>
@@ -167,7 +167,7 @@
           <w:szCs w:val="22"/>
           <w:rtl w:val="0"/>
         </w:rPr>
-        <w:t xml:space="preserve">, between Shafoli Kapur, Regulated Canadian Immigration Consultant - Immigration and Refugee Consultant  (RCIC-IRB # R518177)  (hereinafter the “RCIC-IRB”), acting as a legal representative of </w:t>
+        <w:t xml:space="preserve">, between {consultantName}, Regulated Canadian Immigration Consultant - Immigration and Refugee Consultant  (RCIC-IRB # {rcicNumber})  (hereinafter the “RCIC-IRB”), acting as a legal representative of </w:t>
       </w:r>
       <w:r>
         <w:rPr>
@@ -5298,7 +5298,7 @@
                 <w:szCs w:val="22"/>
                 <w:rtl w:val="0"/>
               </w:rPr>
-              <w:t xml:space="preserve">Shafoli Kapur</w:t>
+              <w:t xml:space="preserve">{consultantName}</w:t>
             </w:r>
           </w:p>
           <w:p>
@@ -5814,7 +5814,7 @@
                 <w:szCs w:val="22"/>
                 <w:rtl w:val="0"/>
               </w:rPr>
-              <w:t xml:space="preserve">Signature of RCIC-IRB – Shafoli Kapur</w:t>
+              <w:t xml:space="preserve">Signature of RCIC-IRB – {consultantName}</w:t>
             </w:r>
           </w:p>
           <w:p>

--- a/src/templates/retainer/pa.docx
+++ b/src/templates/retainer/pa.docx
@@ -104,7 +104,7 @@
           <w:szCs w:val="22"/>
           <w:rtl w:val="0"/>
         </w:rPr>
-        <w:t xml:space="preserve">RCIC-IRB Membership No. {rcicNumber}</w:t>
+        <w:t xml:space="preserve">{rcicRole} Membership No. {rcicNumber}</w:t>
       </w:r>
       <w:r>
         <w:rPr>
@@ -167,7 +167,7 @@
           <w:szCs w:val="22"/>
           <w:rtl w:val="0"/>
         </w:rPr>
-        <w:t xml:space="preserve">, between {consultantName}, Regulated Canadian Immigration Consultant - Immigration and Refugee Consultant  (RCIC-IRB # {rcicNumber})  (hereinafter the “RCIC-IRB”), acting as a legal representative of </w:t>
+        <w:t xml:space="preserve">, between {consultantName}, {rcicTitle}  ({rcicRole} # {rcicNumber})  (hereinafter the “{rcicRole}”), acting as a legal representative of </w:t>
       </w:r>
       <w:r>
         <w:rPr>
@@ -326,7 +326,7 @@
           <w:szCs w:val="22"/>
           <w:rtl w:val="0"/>
         </w:rPr>
-        <w:t xml:space="preserve">The terms “Client”, “Council”, “Disbursement” and “RCIC-IRB” shall have the meaning given to such terms in the Code of Professional Conduct for College of Immigration and Citizenship Consultants RCIC-IRBs.  </w:t>
+        <w:t xml:space="preserve">The terms “Client”, “Council”, “Disbursement” and “{rcicRole}” shall have the meaning given to such terms in the Code of Professional Conduct for College of Immigration and Citizenship Consultants {rcicRole}s.  </w:t>
       </w:r>
     </w:p>
     <w:p>
@@ -371,7 +371,7 @@
           <w:szCs w:val="22"/>
           <w:rtl w:val="0"/>
         </w:rPr>
-        <w:t xml:space="preserve">RCIC-IRB commitments</w:t>
+        <w:t xml:space="preserve">{rcicRole} commitments</w:t>
       </w:r>
       <w:r>
         <w:rPr>
@@ -411,7 +411,7 @@
           <w:szCs w:val="22"/>
           <w:rtl w:val="0"/>
         </w:rPr>
-        <w:t xml:space="preserve">The RCIC-IRB commits to:</w:t>
+        <w:t xml:space="preserve">The {rcicRole} commits to:</w:t>
       </w:r>
     </w:p>
     <w:p>
@@ -610,7 +610,7 @@
           <w:szCs w:val="22"/>
           <w:rtl w:val="0"/>
         </w:rPr>
-        <w:t xml:space="preserve">RCIC-IRB responsibilities   </w:t>
+        <w:t xml:space="preserve">{rcicRole} responsibilities   </w:t>
       </w:r>
     </w:p>
     <w:p>
@@ -642,7 +642,7 @@
           <w:szCs w:val="22"/>
           <w:rtl w:val="0"/>
         </w:rPr>
-        <w:t xml:space="preserve">The Client has requested, and the RCIC-IRB has agreed, to act on the Client’s behalf in the matter of preparing and submitting a </w:t>
+        <w:t xml:space="preserve">The Client has requested, and the {rcicRole} has agreed, to act on the Client’s behalf in the matter of preparing and submitting a </w:t>
       </w:r>
       <w:r>
         <w:rPr>
@@ -754,7 +754,7 @@
           <w:szCs w:val="22"/>
           <w:rtl w:val="0"/>
         </w:rPr>
-        <w:t xml:space="preserve">The application will be submitted within 15 business days for PR applications and 10 business days for TR applications, following the receipt of all required documents as listed in the checklist and any additional documents requested by the RCIC IRB. The timeline for submitting the application will be put on hold if any replacement documentation is required after review.</w:t>
+        <w:t xml:space="preserve">The application will be submitted within 15 business days for PR applications and 10 business days for TR applications, following the receipt of all required documents as listed in the checklist and any additional documents requested by the {rcicRole}. The timeline for submitting the application will be put on hold if any replacement documentation is required after review.</w:t>
       </w:r>
     </w:p>
     <w:p>
@@ -826,7 +826,7 @@
           <w:szCs w:val="22"/>
           <w:rtl w:val="0"/>
         </w:rPr>
-        <w:t xml:space="preserve">The Client must provide, upon request from the RCIC-IRB:  </w:t>
+        <w:t xml:space="preserve">The Client must provide, upon request from the {rcicRole}:  </w:t>
       </w:r>
     </w:p>
     <w:p>
@@ -848,7 +848,7 @@
           <w:szCs w:val="22"/>
           <w:rtl w:val="0"/>
         </w:rPr>
-        <w:t xml:space="preserve">All necessary documentation must be provided in English or French, or with an English or French translation, as per instructions provided by the RCIC-IRB.  </w:t>
+        <w:t xml:space="preserve">All necessary documentation must be provided in English or French, or with an English or French translation, as per instructions provided by the {rcicRole}.  </w:t>
       </w:r>
     </w:p>
     <w:p>
@@ -870,7 +870,7 @@
           <w:szCs w:val="22"/>
           <w:rtl w:val="0"/>
         </w:rPr>
-        <w:t xml:space="preserve">The Client understands that they must be accurate and honest in the information provided and that any inaccuracies may void this Agreement or seriously affect the outcome of the application or the retention of any status He/she may obtain. As well, the RCIC-IRB’s obligations under the Service Agreement are null and void if the Client knowingly provides any inaccurate, misleading, or false material information; however, the Client’s financial obligations remain.  </w:t>
+        <w:t xml:space="preserve">The Client understands that they must be accurate and honest in the information provided and that any inaccuracies may void this Agreement or seriously affect the outcome of the application or the retention of any status He/she may obtain. As well, the {rcicRole}’s obligations under the Service Agreement are null and void if the Client knowingly provides any inaccurate, misleading, or false material information; however, the Client’s financial obligations remain.  </w:t>
       </w:r>
     </w:p>
     <w:p>
@@ -892,7 +892,7 @@
           <w:szCs w:val="22"/>
           <w:rtl w:val="0"/>
         </w:rPr>
-        <w:t xml:space="preserve">In the event Immigration, Refugees and Citizenship Canada (IRCC) or Employment and Social Development Canada (ESDC) should contact the Client directly, the Client is instructed to notify the RCIC-IRB immediately.  </w:t>
+        <w:t xml:space="preserve">In the event Immigration, Refugees and Citizenship Canada (IRCC) or Employment and Social Development Canada (ESDC) should contact the Client directly, the Client is instructed to notify the {rcicRole} immediately.  </w:t>
       </w:r>
     </w:p>
     <w:p>
@@ -914,7 +914,7 @@
           <w:szCs w:val="22"/>
           <w:rtl w:val="0"/>
         </w:rPr>
-        <w:t xml:space="preserve">The Client is to immediately advise the RCIC-IRB of any change in the marital, family, or civil status or change of physical address or contact information for the person(s) included in the application. </w:t>
+        <w:t xml:space="preserve">The Client is to immediately advise the {rcicRole} of any change in the marital, family, or civil status or change of physical address or contact information for the person(s) included in the application. </w:t>
       </w:r>
     </w:p>
     <w:p>
@@ -936,7 +936,7 @@
           <w:szCs w:val="22"/>
           <w:rtl w:val="0"/>
         </w:rPr>
-        <w:t xml:space="preserve">The Client is solely responsible for informing of the current situation regarding the permits who is holding. The Client shall notify RCIC-IRB at least 15 days prior to the expiration date of any permits they hold, in order for RCIC-IRB to take necessary actions. In no event shall RCIC-IRB be liable for any lack of diligence by the Client and/or any expiration that was not duly informed to RCIC-IRB within the period herein set forth. Nevertheless, any professional fees and government fees to extend the Client’s status in Canada must be paid by the Client. </w:t>
+        <w:t xml:space="preserve">The Client is solely responsible for informing of the current situation regarding the permits who is holding. The Client shall notify {rcicRole} at least 15 days prior to the expiration date of any permits they hold, in order for {rcicRole} to take necessary actions. In no event shall {rcicRole} be liable for any lack of diligence by the Client and/or any expiration that was not duly informed to {rcicRole} within the period herein set forth. Nevertheless, any professional fees and government fees to extend the Client’s status in Canada must be paid by the Client. </w:t>
       </w:r>
     </w:p>
     <w:p>
@@ -958,7 +958,7 @@
           <w:szCs w:val="22"/>
           <w:rtl w:val="0"/>
         </w:rPr>
-        <w:t xml:space="preserve">The client shall upload the required documents to the portal indicated by the RCIC-IRB, within the timeframe specified by the RCIC-IRB. The RCIC-IRB shall not consider any document for the application received through alternative forms of communication, such as WhatsApp, email, text message, etc. </w:t>
+        <w:t xml:space="preserve">The client shall upload the required documents to the portal indicated by the {rcicRole}, within the timeframe specified by the {rcicRole}. The {rcicRole} shall not consider any document for the application received through alternative forms of communication, such as WhatsApp, email, text message, etc. </w:t>
       </w:r>
     </w:p>
     <w:p>
@@ -1002,7 +1002,7 @@
           <w:szCs w:val="22"/>
           <w:rtl w:val="0"/>
         </w:rPr>
-        <w:t xml:space="preserve">The client shall wait for any update from RCIC- IRB regarding the application.</w:t>
+        <w:t xml:space="preserve">The client shall wait for any update from {rcicRole} regarding the application.</w:t>
       </w:r>
     </w:p>
     <w:p>
@@ -1031,7 +1031,7 @@
           <w:szCs w:val="22"/>
           <w:rtl w:val="0"/>
         </w:rPr>
-        <w:t xml:space="preserve">The applicant is solely responsible for monitoring and tracking all critical deadlines, including but not limited to: work permit/study permit or any other status expiry dates, language test result expiry dates, educational credential evaluation expiry dates, and experience validity dates. The applicant must also promptly inform the RCIC of any changes to their employment status, including but not limited to the end of employment, change of role, change of designation, or promotion. It is not the responsibility of the RCIC to independently monitor, track, or follow up on any of the above-mentioned deadlines or changes. </w:t>
+        <w:t xml:space="preserve">The applicant is solely responsible for monitoring and tracking all critical deadlines, including but not limited to: work permit/study permit or any other status expiry dates, language test result expiry dates, educational credential evaluation expiry dates, and experience validity dates. The applicant must also promptly inform the {rcicRole} of any changes to their employment status, including but not limited to the end of employment, change of role, change of designation, or promotion. It is not the responsibility of the {rcicRole} to independently monitor, track, or follow up on any of the above-mentioned deadlines or changes. </w:t>
       </w:r>
     </w:p>
     <w:p>
@@ -2052,7 +2052,7 @@
           <w:szCs w:val="22"/>
           <w:rtl w:val="0"/>
         </w:rPr>
-        <w:t xml:space="preserve">Government fees and disbursement fee (mail, notarization) will be informed by the RCIC-IRB to the client, and the client shall pay separately. </w:t>
+        <w:t xml:space="preserve">Government fees and disbursement fee (mail, notarization) will be informed by the {rcicRole} to the client, and the client shall pay separately. </w:t>
       </w:r>
     </w:p>
     <w:p>
@@ -2245,7 +2245,7 @@
           <w:highlight w:val="white"/>
           <w:rtl w:val="0"/>
         </w:rPr>
-        <w:t xml:space="preserve">administrative fee paid to RCIC-IRB will not be refunded under any circumstances</w:t>
+        <w:t xml:space="preserve">administrative fee paid to {rcicRole} will not be refunded under any circumstances</w:t>
       </w:r>
       <w:r>
         <w:rPr>
@@ -2339,7 +2339,7 @@
           <w:szCs w:val="22"/>
           <w:rtl w:val="0"/>
         </w:rPr>
-        <w:t xml:space="preserve">Please be advised that the services or consultations listed below are not covered under the scope of this Service agreement and will be subject to additional charges by RCIC-IRB, as outlined: </w:t>
+        <w:t xml:space="preserve">Please be advised that the services or consultations listed below are not covered under the scope of this Service agreement and will be subject to additional charges by {rcicRole}, as outlined: </w:t>
       </w:r>
     </w:p>
     <w:p>
@@ -2459,7 +2459,7 @@
           <w:szCs w:val="22"/>
           <w:rtl w:val="0"/>
         </w:rPr>
-        <w:t xml:space="preserve">Consultations with RCIC-IRB by any means (phone, video calls, etc.) will be charged at CAD $45 per 15 minutes, only for consultations required under the performance of this Service agreement. </w:t>
+        <w:t xml:space="preserve">Consultations with {rcicRole} by any means (phone, video calls, etc.) will be charged at CAD $45 per 15 minutes, only for consultations required under the performance of this Service agreement. </w:t>
       </w:r>
     </w:p>
     <w:p>
@@ -2507,7 +2507,7 @@
           <w:szCs w:val="22"/>
           <w:rtl w:val="0"/>
         </w:rPr>
-        <w:t xml:space="preserve">Expenses such as courier, postage, telephone/fax charges, translation of documents, unforeseen government fees, Notarization, etc., incurred by the RCIC-IRB will be billed to the client. </w:t>
+        <w:t xml:space="preserve">Expenses such as courier, postage, telephone/fax charges, translation of documents, unforeseen government fees, Notarization, etc., incurred by the {rcicRole} will be billed to the client. </w:t>
       </w:r>
     </w:p>
     <w:p>
@@ -2531,7 +2531,7 @@
           <w:szCs w:val="22"/>
           <w:rtl w:val="0"/>
         </w:rPr>
-        <w:t xml:space="preserve">The Client is responsible for payment of all fees charged by the Canadian government for application processing. These fees are payable to the RCIC-IRB before submission of the application, or the client shall provide a signed authorization form for payments with a credit card or debit card. Government fees are subject to change without notice.  </w:t>
+        <w:t xml:space="preserve">The Client is responsible for payment of all fees charged by the Canadian government for application processing. These fees are payable to the {rcicRole} before submission of the application, or the client shall provide a signed authorization form for payments with a credit card or debit card. Government fees are subject to change without notice.  </w:t>
       </w:r>
     </w:p>
     <w:p>
@@ -2555,7 +2555,7 @@
           <w:szCs w:val="22"/>
           <w:rtl w:val="0"/>
         </w:rPr>
-        <w:t xml:space="preserve">Requests for documents after submission of the application will be charged at CAD $100 per hour. Regardless of the time spent by the RCIC-IRB, the minimum charge will be CAD $100.</w:t>
+        <w:t xml:space="preserve">Requests for documents after submission of the application will be charged at CAD $100 per hour. Regardless of the time spent by the {rcicRole}, the minimum charge will be CAD $100.</w:t>
       </w:r>
     </w:p>
     <w:p>
@@ -2688,7 +2688,7 @@
           <w:szCs w:val="22"/>
           <w:rtl w:val="0"/>
         </w:rPr>
-        <w:t xml:space="preserve">In-person on cash drop off at the office – The Clients may arrange to drop off payment on the RCIC-IRB’s given date at the RCIC-IRB’s office. A receipt of payment will be provided to the Clients. </w:t>
+        <w:t xml:space="preserve">In-person on cash drop off at the office – The Clients may arrange to drop off payment on the {rcicRole}’s given date at the {rcicRole}’s office. A receipt of payment will be provided to the Clients. </w:t>
       </w:r>
     </w:p>
     <w:p>
@@ -2712,7 +2712,7 @@
           <w:szCs w:val="22"/>
           <w:rtl w:val="0"/>
         </w:rPr>
-        <w:t xml:space="preserve">Back deposit or e-transfer: The Client may directly deposit cash into the Client’s account of the RCIC-IRB or may e-transfer funds to the RCIC-IRB email. The e-transfer may be sent to: </w:t>
+        <w:t xml:space="preserve">Back deposit or e-transfer: The Client may directly deposit cash into the Client’s account of the {rcicRole} or may e-transfer funds to the {rcicRole} email. The e-transfer may be sent to: </w:t>
       </w:r>
     </w:p>
     <w:p>
@@ -2839,7 +2839,7 @@
           <w:szCs w:val="22"/>
           <w:rtl w:val="0"/>
         </w:rPr>
-        <w:t xml:space="preserve">The RCIC-IRB will provide invoices, which include: </w:t>
+        <w:t xml:space="preserve">The {rcicRole} will provide invoices, which include: </w:t>
       </w:r>
     </w:p>
     <w:p>
@@ -3003,7 +3003,7 @@
           <w:szCs w:val="22"/>
           <w:rtl w:val="0"/>
         </w:rPr>
-        <w:t xml:space="preserve">If at the time of application submission, the Client has not paid the full fees and any additional costs as outlined in the Service agreement, RCIC-IRB shall not proceed with the submission of the application. Under this provision, RCIC-IRB shall not be liable to the Client, and the Client shall not initiate any action against RCIC-IRB, as the non-submission of the application is solely caused by the Client's failure to make full payment as per the Service agreement and charge.  </w:t>
+        <w:t xml:space="preserve">If at the time of application submission, the Client has not paid the full fees and any additional costs as outlined in the Service agreement, {rcicRole} shall not proceed with the submission of the application. Under this provision, {rcicRole} shall not be liable to the Client, and the Client shall not initiate any action against {rcicRole}, as the non-submission of the application is solely caused by the Client's failure to make full payment as per the Service agreement and charge.  </w:t>
       </w:r>
     </w:p>
     <w:p>
@@ -3037,7 +3037,7 @@
           <w:szCs w:val="22"/>
           <w:rtl w:val="0"/>
         </w:rPr>
-        <w:t xml:space="preserve">The RCIC-IRB may charge the maximum default interest allowed in Canada over any unpaid amount and any reasonable administrative fees, if applicable.</w:t>
+        <w:t xml:space="preserve">The {rcicRole} may charge the maximum default interest allowed in Canada over any unpaid amount and any reasonable administrative fees, if applicable.</w:t>
       </w:r>
     </w:p>
     <w:p>
@@ -3110,7 +3110,7 @@
           <w:szCs w:val="22"/>
           <w:rtl w:val="0"/>
         </w:rPr>
-        <w:t xml:space="preserve">The Client acknowledges that the granting of a visa or status and the time required for processing this application are at the sole discretion of the government and not the RCIC-IRB.  Furthermore, the Client acknowledges that fees are not refundable in the event of an application refusal. If, however, the RCIC-IRB or professional staff do not complete the tasks identified under section 4 of this agreement, the RCIC-IRB will refund part or all of the professional fees collected.  The Client agrees that the fees paid are for services indicated above, and any refund is strictly limited to the amount of fees paid. </w:t>
+        <w:t xml:space="preserve">The Client acknowledges that the granting of a visa or status and the time required for processing this application are at the sole discretion of the government and not the {rcicRole}.  Furthermore, the Client acknowledges that fees are not refundable in the event of an application refusal. If, however, the {rcicRole} or professional staff do not complete the tasks identified under section 4 of this agreement, the {rcicRole} will refund part or all of the professional fees collected.  The Client agrees that the fees paid are for services indicated above, and any refund is strictly limited to the amount of fees paid. </w:t>
       </w:r>
     </w:p>
     <w:p>
@@ -3142,7 +3142,7 @@
           <w:szCs w:val="22"/>
           <w:rtl w:val="0"/>
         </w:rPr>
-        <w:t xml:space="preserve">Unused fees will be refunded to the Client with a certified cheque. The refund will be made within 30 days of determining the RCIC-IRB’s fault.  </w:t>
+        <w:t xml:space="preserve">Unused fees will be refunded to the Client with a certified cheque. The refund will be made within 30 days of determining the {rcicRole}’s fault.  </w:t>
       </w:r>
     </w:p>
     <w:p>
@@ -3178,7 +3178,7 @@
           <w:szCs w:val="22"/>
           <w:rtl w:val="0"/>
         </w:rPr>
-        <w:t xml:space="preserve">If the refund is ordered by CICC, it will be made within 30 days of determining the RCIC- IRB’s fault.   In this case, unused fees will be refunded to the client with a certified cheque.</w:t>
+        <w:t xml:space="preserve">If the refund is ordered by CICC, it will be made within 30 days of determining the {rcicRole}’s fault.   In this case, unused fees will be refunded to the client with a certified cheque.</w:t>
       </w:r>
     </w:p>
     <w:p>
@@ -3267,7 +3267,7 @@
           <w:szCs w:val="22"/>
           <w:rtl w:val="0"/>
         </w:rPr>
-        <w:t xml:space="preserve"> serves as the regulatory authority for the RCIC-IRB, ensuring compliance with professional and ethical standards. </w:t>
+        <w:t xml:space="preserve"> serves as the regulatory authority for the {rcicRole}, ensuring compliance with professional and ethical standards. </w:t>
       </w:r>
     </w:p>
     <w:p>
@@ -3314,7 +3314,7 @@
           <w:szCs w:val="22"/>
           <w:rtl w:val="0"/>
         </w:rPr>
-        <w:t xml:space="preserve">, the Client and RCIC-IRB will make every effort to resolve the matter between the two parties.  In the event a resolution cannot be reached, the Client may present the complaint in writing to the RCIC-IRB and allow the RCIC-IRB</w:t>
+        <w:t xml:space="preserve">, the Client and {rcicRole} will make every effort to resolve the matter between the two parties.  In the event a resolution cannot be reached, the Client may present the complaint in writing to the {rcicRole} and allow the {rcicRole}</w:t>
       </w:r>
       <w:r>
         <w:rPr>
@@ -3332,7 +3332,7 @@
           <w:szCs w:val="22"/>
           <w:rtl w:val="0"/>
         </w:rPr>
-        <w:t xml:space="preserve"> to respond to the Client.  In the event the dispute is still unresolved, the Clients may contact the College to file a complaint regarding the RCIC-IRB’s conduct or services, and the College will review and address such complaints through its established complaints process. Client may follow the complaint and discipline procedure outlined by the College on their website under the heading “File a Complaint.”</w:t>
+        <w:t xml:space="preserve"> to respond to the Client.  In the event the dispute is still unresolved, the Clients may contact the College to file a complaint regarding the {rcicRole}’s conduct or services, and the College will review and address such complaints through its established complaints process. Client may follow the complaint and discipline procedure outlined by the College on their website under the heading “File a Complaint.”</w:t>
       </w:r>
       <w:r>
         <w:rPr>
@@ -3578,7 +3578,7 @@
           <w:szCs w:val="22"/>
           <w:rtl w:val="0"/>
         </w:rPr>
-        <w:t xml:space="preserve">All information and documentation reviewed by the RCIC-IRB, required by IRCC and all other governing bodies, and used for the preparation of the application will not be divulged to any third party, other than agents and employees, without prior consent, except as demanded by law.  The RCIC-IRB, and all agents and employees of the RCIC-IRB, are also bound by the confidentiality requirements of </w:t>
+        <w:t xml:space="preserve">All information and documentation reviewed by the {rcicRole}, required by IRCC and all other governing bodies, and used for the preparation of the application will not be divulged to any third party, other than agents and employees, without prior consent, except as demanded by law.  The {rcicRole}, and all agents and employees of the {rcicRole}, are also bound by the confidentiality requirements of </w:t>
       </w:r>
       <w:r>
         <w:rPr>
@@ -3588,7 +3588,7 @@
           <w:szCs w:val="22"/>
           <w:rtl w:val="0"/>
         </w:rPr>
-        <w:t xml:space="preserve">Article 28 of the Code of Professional Conducts for College of Immigration and Citizenship Consultants RCIC-IRBs.</w:t>
+        <w:t xml:space="preserve">Article 28 of the Code of Professional Conducts for College of Immigration and Citizenship Consultants {rcicRole}s.</w:t>
       </w:r>
       <w:r>
         <w:rPr>
@@ -3627,38 +3627,38 @@
           <w:szCs w:val="22"/>
           <w:rtl w:val="0"/>
         </w:rPr>
-        <w:t xml:space="preserve">The Client agrees to the use of electronic communication and storage of confidential information.  The RCIC-IRB will use its best efforts to maintain a high degree of security for electronic communication and information storage.  </w:t>
-      </w:r>
-    </w:p>
-    <w:p>
-      <w:pPr>
-        <w:spacing w:after="0" w:line="276" w:lineRule="auto"/>
-        <w:rPr>
-          <w:sz w:val="22"/>
-          <w:szCs w:val="22"/>
-        </w:rPr>
-      </w:pPr>
-      <w:r>
-        <w:rPr>
-          <w:rtl w:val="0"/>
-        </w:rPr>
-      </w:r>
-    </w:p>
-    <w:p>
-      <w:pPr>
-        <w:spacing w:after="0" w:line="276" w:lineRule="auto"/>
-        <w:rPr>
-          <w:sz w:val="22"/>
-          <w:szCs w:val="22"/>
-        </w:rPr>
-      </w:pPr>
-      <w:r>
-        <w:rPr>
-          <w:sz w:val="22"/>
-          <w:szCs w:val="22"/>
-          <w:rtl w:val="0"/>
-        </w:rPr>
-        <w:t xml:space="preserve">If the Client wishes for another person or family member to access information on their file or to be involved in the application process, the Client must provide a written authorization to the RCIC-IRB, specifying the individual who is expressly permitted to access such information.</w:t>
+        <w:t xml:space="preserve">The Client agrees to the use of electronic communication and storage of confidential information.  The {rcicRole} will use its best efforts to maintain a high degree of security for electronic communication and information storage.  </w:t>
+      </w:r>
+    </w:p>
+    <w:p>
+      <w:pPr>
+        <w:spacing w:after="0" w:line="276" w:lineRule="auto"/>
+        <w:rPr>
+          <w:sz w:val="22"/>
+          <w:szCs w:val="22"/>
+        </w:rPr>
+      </w:pPr>
+      <w:r>
+        <w:rPr>
+          <w:rtl w:val="0"/>
+        </w:rPr>
+      </w:r>
+    </w:p>
+    <w:p>
+      <w:pPr>
+        <w:spacing w:after="0" w:line="276" w:lineRule="auto"/>
+        <w:rPr>
+          <w:sz w:val="22"/>
+          <w:szCs w:val="22"/>
+        </w:rPr>
+      </w:pPr>
+      <w:r>
+        <w:rPr>
+          <w:sz w:val="22"/>
+          <w:szCs w:val="22"/>
+          <w:rtl w:val="0"/>
+        </w:rPr>
+        <w:t xml:space="preserve">If the Client wishes for another person or family member to access information on their file or to be involved in the application process, the Client must provide a written authorization to the {rcicRole}, specifying the individual who is expressly permitted to access such information.</w:t>
       </w:r>
     </w:p>
     <w:p>
@@ -3736,7 +3736,7 @@
           <w:szCs w:val="22"/>
           <w:rtl w:val="0"/>
         </w:rPr>
-        <w:t xml:space="preserve">The RCIC-IRB’s failure to perform any term of this Service Agreement, as a result of conditions beyond her control, such as, but not limited to, governmental restrictions or subsequent legislation, war, strikes, or acts of God, shall not be deemed a breach of this Agreement.  </w:t>
+        <w:t xml:space="preserve">The {rcicRole}’s failure to perform any term of this Service Agreement, as a result of conditions beyond her control, such as, but not limited to, governmental restrictions or subsequent legislation, war, strikes, or acts of God, shall not be deemed a breach of this Agreement.  </w:t>
       </w:r>
     </w:p>
     <w:p>
@@ -3807,7 +3807,7 @@
           <w:szCs w:val="22"/>
           <w:rtl w:val="0"/>
         </w:rPr>
-        <w:t xml:space="preserve">The Client acknowledges that if the RCIC-IRB is asked to act on the Client’s behalf on matters other than those outlined above in this Agreement, or because of a material change in the Client’s circumstances, or because of material facts not disclosed at the outset of the application, or because of a change in government legislation regarding the processing of immigration or citizenship-related applications, the Agreement can be modified accordingly.  </w:t>
+        <w:t xml:space="preserve">The Client acknowledges that if the {rcicRole} is asked to act on the Client’s behalf on matters other than those outlined above in this Agreement, or because of a material change in the Client’s circumstances, or because of material facts not disclosed at the outset of the application, or because of a change in government legislation regarding the processing of immigration or citizenship-related applications, the Agreement can be modified accordingly.  </w:t>
       </w:r>
     </w:p>
     <w:p>
@@ -4008,7 +4008,7 @@
           <w:szCs w:val="22"/>
           <w:rtl w:val="0"/>
         </w:rPr>
-        <w:t xml:space="preserve">The RCIC-IRB becomes incapacitated or is otherwise unable to continue providing services. In such cases, the RCIC-IRB shall promptly notify the Client, and the Agreement will be considered terminated upon such communication. The Client should contact CICC</w:t>
+        <w:t xml:space="preserve">The {rcicRole} becomes incapacitated or is otherwise unable to continue providing services. In such cases, the {rcicRole} shall promptly notify the Client, and the Agreement will be considered terminated upon such communication. The Client should contact CICC</w:t>
       </w:r>
     </w:p>
     <w:p>
@@ -4051,7 +4051,7 @@
           <w:szCs w:val="22"/>
           <w:rtl w:val="0"/>
         </w:rPr>
-        <w:t xml:space="preserve">Discretionary Termination by the RCIC-IRB</w:t>
+        <w:t xml:space="preserve">Discretionary Termination by the {rcicRole}</w:t>
       </w:r>
     </w:p>
     <w:p>
@@ -4084,7 +4084,7 @@
           <w:szCs w:val="22"/>
           <w:rtl w:val="0"/>
         </w:rPr>
-        <w:t xml:space="preserve">The RCIC-IRB may terminate this Agreement prior to the completion of services, provided reasonable notice is given to the Client, and the termination is based on valid grounds, including but not limited to:</w:t>
+        <w:t xml:space="preserve">The {rcicRole} may terminate this Agreement prior to the completion of services, provided reasonable notice is given to the Client, and the termination is based on valid grounds, including but not limited to:</w:t>
       </w:r>
     </w:p>
     <w:p>
@@ -4168,7 +4168,7 @@
           <w:szCs w:val="22"/>
           <w:rtl w:val="0"/>
         </w:rPr>
-        <w:t xml:space="preserve">The Client is failing to follow the RCIC-IRB’s advice on a significant matter</w:t>
+        <w:t xml:space="preserve">The Client is failing to follow the {rcicRole}’s advice on a significant matter</w:t>
       </w:r>
     </w:p>
     <w:p>
@@ -4191,7 +4191,7 @@
           <w:szCs w:val="22"/>
           <w:rtl w:val="0"/>
         </w:rPr>
-        <w:t xml:space="preserve">The Client is failing to pay the RCIC-IRB’s fees or disbursements as agreed.</w:t>
+        <w:t xml:space="preserve">The Client is failing to pay the {rcicRole}’s fees or disbursements as agreed.</w:t>
       </w:r>
     </w:p>
     <w:p>
@@ -4224,7 +4224,7 @@
           <w:szCs w:val="22"/>
           <w:rtl w:val="0"/>
         </w:rPr>
-        <w:t xml:space="preserve">The RCIC-IRB shall act in good faith when exercising the right to terminate and shall take reasonable steps to minimize inconvenience, prejudice, or harm to the Client.</w:t>
+        <w:t xml:space="preserve">The {rcicRole} shall act in good faith when exercising the right to terminate and shall take reasonable steps to minimize inconvenience, prejudice, or harm to the Client.</w:t>
       </w:r>
     </w:p>
     <w:p>
@@ -4267,7 +4267,7 @@
           <w:szCs w:val="22"/>
           <w:rtl w:val="0"/>
         </w:rPr>
-        <w:t xml:space="preserve">Mandatory Termination by the RCIC-IRB</w:t>
+        <w:t xml:space="preserve">Mandatory Termination by the {rcicRole}</w:t>
       </w:r>
     </w:p>
     <w:p>
@@ -4300,7 +4300,7 @@
           <w:szCs w:val="22"/>
           <w:rtl w:val="0"/>
         </w:rPr>
-        <w:t xml:space="preserve">The RCIC-IRB is required to terminate this Agreement prior to completion if any of the following circumstances occur:</w:t>
+        <w:t xml:space="preserve">The {rcicRole} is required to terminate this Agreement prior to completion if any of the following circumstances occur:</w:t>
       </w:r>
     </w:p>
     <w:p>
@@ -4361,7 +4361,7 @@
           <w:szCs w:val="22"/>
           <w:rtl w:val="0"/>
         </w:rPr>
-        <w:t xml:space="preserve">The Client requests the RCIC-IRB to act in a manner that is dishonest, fraudulent, illegal, or inconsistent with the standards of professional conduct and competence established by the Code or applicable regulations or by-laws, despite being advised otherwise.</w:t>
+        <w:t xml:space="preserve">The Client requests the {rcicRole} to act in a manner that is dishonest, fraudulent, illegal, or inconsistent with the standards of professional conduct and competence established by the Code or applicable regulations or by-laws, despite being advised otherwise.</w:t>
       </w:r>
     </w:p>
     <w:p>
@@ -4384,7 +4384,7 @@
           <w:szCs w:val="22"/>
           <w:rtl w:val="0"/>
         </w:rPr>
-        <w:t xml:space="preserve">The RCIC-IRB lacks the competence to continue providing services and has not obtained appropriate assistance from another qualified individual.</w:t>
+        <w:t xml:space="preserve">The {rcicRole} lacks the competence to continue providing services and has not obtained appropriate assistance from another qualified individual.</w:t>
       </w:r>
     </w:p>
     <w:p>
@@ -4416,7 +4416,7 @@
           <w:szCs w:val="22"/>
           <w:rtl w:val="0"/>
         </w:rPr>
-        <w:t xml:space="preserve">If RCIC-IRB decides to withdraw representation and terminate this Agreement, they must inform the client in writing and ensure withdrawal does not cause prejudice to the Client. At which time any outstanding fees or Disbursements will be refunded by the RCIC-IRB to the Client/any outstanding fees or Disbursements will be remitted by the Client to the RCIC-IRB. </w:t>
+        <w:t xml:space="preserve">If {rcicRole} decides to withdraw representation and terminate this Agreement, they must inform the client in writing and ensure withdrawal does not cause prejudice to the Client. At which time any outstanding fees or Disbursements will be refunded by the {rcicRole} to the Client/any outstanding fees or Disbursements will be remitted by the Client to the {rcicRole}. </w:t>
       </w:r>
     </w:p>
     <w:p>
@@ -4489,7 +4489,7 @@
           <w:szCs w:val="22"/>
           <w:rtl w:val="0"/>
         </w:rPr>
-        <w:t xml:space="preserve">The Client may discharge representation and terminate this Agreement, upon writing, at which time any outstanding fees or Disbursements will be refunded by the RCIC-IRB to the Client/any outstanding fees or Disbursements will be remitted by the Client to the RCIC-IRB.    </w:t>
+        <w:t xml:space="preserve">The Client may discharge representation and terminate this Agreement, upon writing, at which time any outstanding fees or Disbursements will be refunded by the {rcicRole} to the Client/any outstanding fees or Disbursements will be remitted by the Client to the {rcicRole}.    </w:t>
       </w:r>
     </w:p>
     <w:p>
@@ -4692,7 +4692,7 @@
           <w:szCs w:val="22"/>
           <w:rtl w:val="0"/>
         </w:rPr>
-        <w:t xml:space="preserve">The Client expressly authorizes the RCIC-IRB to act on its behalf to the extent of the specific functions which the RCIC-IRB was retained to perform, as per Section 1 hereof.  </w:t>
+        <w:t xml:space="preserve">The Client expressly authorizes the {rcicRole} to act on its behalf to the extent of the specific functions which the {rcicRole} was retained to perform, as per Section 1 hereof.  </w:t>
       </w:r>
     </w:p>
     <w:p>
@@ -4714,7 +4714,7 @@
           <w:szCs w:val="22"/>
           <w:rtl w:val="0"/>
         </w:rPr>
-        <w:t xml:space="preserve">Any amendments to this Service Agreement must be mutually agreed upon by the Client and the RCIC-IRB in writing</w:t>
+        <w:t xml:space="preserve">Any amendments to this Service Agreement must be mutually agreed upon by the Client and the {rcicRole} in writing</w:t>
       </w:r>
     </w:p>
     <w:p>
@@ -4868,7 +4868,7 @@
           <w:szCs w:val="22"/>
           <w:rtl w:val="0"/>
         </w:rPr>
-        <w:t xml:space="preserve">When necessary, the RCIC-IRB will obtain assistance from other professionals or services, including retaining the services of an interpreter or translator. The RCIC-IRB will keep the client informed of any additional assistance the RCIC-IRB obtains.</w:t>
+        <w:t xml:space="preserve">When necessary, the {rcicRole} will obtain assistance from other professionals or services, including retaining the services of an interpreter or translator. The {rcicRole} will keep the client informed of any additional assistance the {rcicRole} obtains.</w:t>
       </w:r>
     </w:p>
     <w:p>
@@ -4912,7 +4912,7 @@
           <w:szCs w:val="22"/>
           <w:rtl w:val="0"/>
         </w:rPr>
-        <w:t xml:space="preserve">Any original documents provided by the client to the RCIC-IRB will be returned to the client as soon as the purpose for which the RCIC-IRB took possession of the documents has been achieved.</w:t>
+        <w:t xml:space="preserve">Any original documents provided by the client to the {rcicRole} will be returned to the client as soon as the purpose for which the {rcicRole} took possession of the documents has been achieved.</w:t>
       </w:r>
     </w:p>
     <w:p>
@@ -4934,7 +4934,7 @@
           <w:szCs w:val="22"/>
           <w:rtl w:val="0"/>
         </w:rPr>
-        <w:t xml:space="preserve">The RCIC-IRB confirms that the services under this Agreement will be provided in English. </w:t>
+        <w:t xml:space="preserve">The {rcicRole} confirms that the services under this Agreement will be provided in English. </w:t>
       </w:r>
     </w:p>
     <w:p>
@@ -5272,7 +5272,7 @@
                 <w:u w:val="single"/>
                 <w:rtl w:val="0"/>
               </w:rPr>
-              <w:t xml:space="preserve">RCIC-IRB</w:t>
+              <w:t xml:space="preserve">{rcicRole}</w:t>
             </w:r>
           </w:p>
           <w:p>
@@ -5814,7 +5814,7 @@
                 <w:szCs w:val="22"/>
                 <w:rtl w:val="0"/>
               </w:rPr>
-              <w:t xml:space="preserve">Signature of RCIC-IRB – {consultantName}</w:t>
+              <w:t xml:space="preserve">Signature of {rcicRole} – {consultantName}</w:t>
             </w:r>
           </w:p>
           <w:p>
